--- a/EXERCICES/LOT IA - IA et assistance generative/IA-10/IA-10_fiche.docx
+++ b/EXERCICES/LOT IA - IA et assistance generative/IA-10/IA-10_fiche.docx
@@ -545,7 +545,7 @@
                 <w:b w:val="0"/>
                 <w:sz w:val="19"/>
               </w:rPr>
-              <w:t>v0.3-260826 — Ind. B — 26/08/2026</w:t>
+              <w:t>v0.4-260901 — Ind. B — 26/08/2026</w:t>
             </w:r>
           </w:p>
         </w:tc>
@@ -1466,7 +1466,7 @@
         <w:color w:val="444A52"/>
         <w:sz w:val="16"/>
       </w:rPr>
-      <w:t>Magpie · IA-10 — Regrouper un débit pour rationaliser la commande · v0.3-260826 Ind. B</w:t>
+      <w:t>Magpie · IA-10 — Regrouper un débit pour rationaliser la commande · v0.4-260901 Ind. B</w:t>
     </w:r>
   </w:p>
 </w:ftr>

--- a/EXERCICES/LOT IA - IA et assistance generative/IA-10/IA-10_fiche.docx
+++ b/EXERCICES/LOT IA - IA et assistance generative/IA-10/IA-10_fiche.docx
@@ -545,7 +545,7 @@
                 <w:b w:val="0"/>
                 <w:sz w:val="19"/>
               </w:rPr>
-              <w:t>v0.4-260901 — Ind. B — 26/08/2026</w:t>
+              <w:t>v0.5-260902 — Ind. C — 01/09/2026</w:t>
             </w:r>
           </w:p>
         </w:tc>
@@ -1466,7 +1466,7 @@
         <w:color w:val="444A52"/>
         <w:sz w:val="16"/>
       </w:rPr>
-      <w:t>Magpie · IA-10 — Regrouper un débit pour rationaliser la commande · v0.4-260901 Ind. B</w:t>
+      <w:t>Magpie · IA-10 — Regrouper un débit pour rationaliser la commande · v0.5-260902 Ind. C</w:t>
     </w:r>
   </w:p>
 </w:ftr>

--- a/EXERCICES/LOT IA - IA et assistance generative/IA-10/IA-10_fiche.docx
+++ b/EXERCICES/LOT IA - IA et assistance generative/IA-10/IA-10_fiche.docx
@@ -1334,6 +1334,61 @@
           <w:color w:val="444A52"/>
           <w:sz w:val="22"/>
         </w:rPr>
+        <w:t>Limite de la correction automatique</w:t>
+      </w:r>
+    </w:p>
+    <w:tbl>
+      <w:tblPr>
+        <w:tblW w:type="auto" w:w="0"/>
+        <w:jc w:val="center"/>
+        <w:tblLook w:firstColumn="1" w:firstRow="1" w:lastColumn="0" w:lastRow="0" w:noHBand="0" w:noVBand="1" w:val="04A0"/>
+      </w:tblPr>
+      <w:tblGrid>
+        <w:gridCol w:w="9298"/>
+      </w:tblGrid>
+      <w:tr>
+        <w:tc>
+          <w:tcPr>
+            <w:tcW w:type="dxa" w:w="9298"/>
+            <w:shd w:val="clear" w:fill="FDF3D6"/>
+            <w:tcBorders>
+              <w:top w:val="single" w:sz="6" w:color="BFC7D1"/>
+              <w:left w:val="single" w:sz="6" w:color="BFC7D1"/>
+              <w:bottom w:val="single" w:sz="6" w:color="BFC7D1"/>
+              <w:right w:val="single" w:sz="6" w:color="BFC7D1"/>
+            </w:tcBorders>
+          </w:tcPr>
+          <w:p>
+            <w:pPr>
+              <w:spacing w:before="120" w:after="120"/>
+            </w:pPr>
+            <w:r>
+              <w:rPr>
+                <w:rFonts w:ascii="Calibri" w:hAnsi="Calibri"/>
+                <w:sz w:val="20"/>
+              </w:rPr>
+              <w:t>L'effectif du groupe le plus fourni valide le REGROUPEMENT, pas son intérêt économique. Trois longueurs de commande peuvent coûter plus cher que quatre selon le barème du fournisseur et la chute engendrée — l'arbitrage est un calcul de coût, pas de comptage.</w:t>
+            </w:r>
+          </w:p>
+        </w:tc>
+      </w:tr>
+    </w:tbl>
+    <w:p>
+      <w:pPr>
+        <w:spacing w:after="0"/>
+      </w:pPr>
+    </w:p>
+    <w:p>
+      <w:pPr>
+        <w:spacing w:before="200" w:after="60"/>
+      </w:pPr>
+      <w:r>
+        <w:rPr>
+          <w:rFonts w:ascii="Calibri" w:hAnsi="Calibri"/>
+          <w:b/>
+          <w:color w:val="444A52"/>
+          <w:sz w:val="22"/>
+        </w:rPr>
         <w:t>Pour aller plus loin</w:t>
       </w:r>
     </w:p>
